--- a/SmartGrid/Commercial/ECOGRID_RESORT_2pager_FR.docx
+++ b/SmartGrid/Commercial/ECOGRID_RESORT_2pager_FR.docx
@@ -45,7 +45,7 @@
           <w:sz w:val="18"/>
           <w:szCs w:val="18"/>
         </w:rPr>
-        <w:t xml:space="preserve">Production solaire · stockage batterie · pilotage IA · application client — conçu pour le tourisme de plein air</w:t>
+        <w:t>Solaire · éolien · batteries · V2G · pilotage IA · application vacancier — conçu pour le tourisme de plein air</w:t>
       </w:r>
     </w:p>
     <w:p>
@@ -96,74 +96,66 @@
           <w:bCs/>
           <w:color w:val="0B2C3D"/>
         </w:rPr>
-        <w:t xml:space="preserve">Produire : </w:t>
-      </w:r>
-      <w:r>
-        <w:t xml:space="preserve">solaire sur site (ombrières, toitures, pergolas) — transformer les surfaces inertes en actifs productifs</w:t>
-      </w:r>
-    </w:p>
-    <w:p>
-      <w:pPr>
-        <w:pStyle w:val="ListParagraph"/>
-        <w:numPr>
-          <w:ilvl w:val="0"/>
-          <w:numId w:val="2"/>
-        </w:numPr>
-        <w:spacing w:after="18"/>
-      </w:pPr>
-      <w:r>
-        <w:rPr>
-          <w:b/>
-          <w:bCs/>
-          <w:color w:val="0B2C3D"/>
-        </w:rPr>
-        <w:t xml:space="preserve">Stocker &amp; piloter : </w:t>
-      </w:r>
-      <w:r>
-        <w:t xml:space="preserve">batteries LFP, résilience + arbitrage, EMS piloté par IA 24/7</w:t>
-      </w:r>
-    </w:p>
-    <w:p>
-      <w:pPr>
-        <w:pStyle w:val="ListParagraph"/>
-        <w:numPr>
-          <w:ilvl w:val="0"/>
-          <w:numId w:val="2"/>
-        </w:numPr>
-        <w:spacing w:after="18"/>
-      </w:pPr>
-      <w:r>
-        <w:rPr>
-          <w:b/>
-          <w:bCs/>
-          <w:color w:val="0B2C3D"/>
-        </w:rPr>
-        <w:t xml:space="preserve">Distribuer &amp; recharger : </w:t>
-      </w:r>
-      <w:r>
-        <w:t xml:space="preserve">pilotage piscines, clim, eau chaude ; bornes VE et recharge intelligente</w:t>
-      </w:r>
-    </w:p>
-    <w:p>
-      <w:pPr>
-        <w:pStyle w:val="ListParagraph"/>
-        <w:numPr>
-          <w:ilvl w:val="0"/>
-          <w:numId w:val="2"/>
-        </w:numPr>
-        <w:spacing w:after="18"/>
-      </w:pPr>
-      <w:r>
-        <w:rPr>
-          <w:b/>
-          <w:bCs/>
-          <w:color w:val="0B2C3D"/>
-        </w:rPr>
-        <w:t xml:space="preserve">Impliquer &amp; mesurer : </w:t>
-      </w:r>
-      <w:r>
-        <w:t xml:space="preserve">application client (EcoScore, réservation VE, récompenses) et reporting carbone ESG</w:t>
-      </w:r>
+        <w:t>Produire : solaire sur site (ombrières, toitures, pergolas) + éolienne (option, si disponible) — transformer les surfaces inertes en actifs productifs</w:t>
+      </w:r>
+      <w:r/>
+    </w:p>
+    <w:p>
+      <w:pPr>
+        <w:pStyle w:val="ListParagraph"/>
+        <w:numPr>
+          <w:ilvl w:val="0"/>
+          <w:numId w:val="2"/>
+        </w:numPr>
+        <w:spacing w:after="18"/>
+      </w:pPr>
+      <w:r>
+        <w:rPr>
+          <w:b/>
+          <w:bCs/>
+          <w:color w:val="0B2C3D"/>
+        </w:rPr>
+        <w:t>Stocker &amp; dispatcher : batteries LFP V2G-prêtes (ésilience, arbitrage &amp; injection réseau local) — EMS piloté par IA 24/7 sur l’ensemble des sources dont éolien &amp; V2G</w:t>
+      </w:r>
+      <w:r/>
+    </w:p>
+    <w:p>
+      <w:pPr>
+        <w:pStyle w:val="ListParagraph"/>
+        <w:numPr>
+          <w:ilvl w:val="0"/>
+          <w:numId w:val="2"/>
+        </w:numPr>
+        <w:spacing w:after="18"/>
+      </w:pPr>
+      <w:r>
+        <w:rPr>
+          <w:b/>
+          <w:bCs/>
+          <w:color w:val="0B2C3D"/>
+        </w:rPr>
+        <w:t>Distribuer &amp; recharger : pilotage piscines, clim, eau chaude ; 30–50 bornes VE — recharge intelligente + retour V2G vers le réseau local</w:t>
+      </w:r>
+      <w:r/>
+    </w:p>
+    <w:p>
+      <w:pPr>
+        <w:pStyle w:val="ListParagraph"/>
+        <w:numPr>
+          <w:ilvl w:val="0"/>
+          <w:numId w:val="2"/>
+        </w:numPr>
+        <w:spacing w:after="18"/>
+      </w:pPr>
+      <w:r>
+        <w:rPr>
+          <w:b/>
+          <w:bCs/>
+          <w:color w:val="0B2C3D"/>
+        </w:rPr>
+        <w:t>Impliquer &amp; mesurer : application vacancier (EcoScore, suivi économies &amp; CO₂ en temps réel, réservation VE, récompenses V2G, bilan personnalisé au départ) et reporting carbone ESG exploitant</w:t>
+      </w:r>
+      <w:r/>
     </w:p>
     <w:p>
       <w:pPr>
